--- a/evaluation/redacted_regex_part_1.docx
+++ b/evaluation/redacted_regex_part_1.docx
@@ -38,7 +38,7 @@
         <w:pStyle w:val="Body Text"/>
       </w:pPr>
       <w:r>
-        <w:t>Dated July 07, 2002</w:t>
+        <w:t>Dated July 08, 2002</w:t>
       </w:r>
     </w:p>
     <w:p>
@@ -107,7 +107,7 @@
         <w:pStyle w:val="Body"/>
       </w:pPr>
       <w:r>
-        <w:t>(1) Our Company, in consultation with the Book Running Lead Managers, may consider participation by Anchor Investors in accordance with the SEBI ICDR Regulations.</w:t>
+        <w:t>(1) [REDACTED_ORGANIZATION], in consultation with the Book Running Lead Managers, may consider participation by Anchor Investors in accordance with the SEBI ICDR Regulations.</w:t>
       </w:r>
     </w:p>
     <w:p>
@@ -136,7 +136,7 @@
         <w:pStyle w:val="Body"/>
       </w:pPr>
       <w:r>
-        <w:t>Dated July 07, 2002 Please read section 32 of the Companies Act, 2013</w:t>
+        <w:t>Dated July 08, 2002 Please read section 32 of the Companies Act, 2013</w:t>
       </w:r>
     </w:p>
     <w:p>
@@ -165,7 +165,7 @@
         <w:pStyle w:val="Body"/>
       </w:pPr>
       <w:r>
-        <w:t>Our Company was originally incorporated as “Bhandary Metal Extrusion Private Limited” under the provisions of the Companies Act, 1956, pursuant to a certificate of incorporation dated May 14, 1966, issued by the Registrar of Companies, Maharashtra at Bombay. Subsequently, the name of our Company was changed from “Bhandary Metal Extrusion Private Limited” to “KSH International Private Limited” pursuant to a resolution dated March 21, 1995 passed by our Board and a resolution dated June 06, 2003 passed by our shareholders, post which a fresh certificate of incorporation dated August 18, 1947 was issued by Registrar of Companies Maharashtra at Mumbai pursuant to change of name under the Companies Act, 1956. Further, pursuant to a special resolution passed by our Shareholders on June 15, 1938 which was confirmed by an order of the regional director dated March 18, 1983, the registered office of our Company was shifted from the jurisdiction of Registrar of Companies, Maharashtra at Mumbai to the jurisdiction of the Registrar of Companies, Maharashtra at Pune, and a certificate of registration of the order of regional director confirming transfer of the registered office within the same state was issued to us on November 15, 1979, by the RoC. On the conversion of our Company from a private limited company to a public limited company, pursuant to a resolution passed by our Board on November 06, 1963 and a special resolution passed by our Shareholders on April 29, 1979, the name of our Company was changed to “KSH International Limited” and a fresh certificate of incorporation was issued by the Registrar of Companies, Central Processing Centre on January 26, 1993. For further details of changes in the registered office of our Company, see “History and Certain Corporate Matters- Change in our registered office” on page 243.</w:t>
+        <w:t>[REDACTED_ORGANIZATION] was originally incorporated as “[REDACTED_ORGANIZATION]” under the provisions of the Companies Act, 1956, pursuant to a certificate of incorporation dated May 15, 1966, issued by the Registrar of Companies, Maharashtra at Bombay. Subsequently, the name of our Company was changed from “[REDACTED_ORGANIZATION]” to “[REDACTED_ORGANIZATION]” pursuant to a resolution dated March 22, 1995 passed by our Board and a resolution dated June 07, 2003 passed by our shareholders, post which a fresh certificate of incorporation dated August 19, 1947 was issued by Registrar of Companies Maharashtra at Mumbai pursuant to change of name under the Companies Act, 1956. Further, pursuant to a special resolution passed by our Shareholders on June 16, 1938 which was confirmed by an order of the regional director dated March 19, 1983, the registered office of our Company was shifted from the jurisdiction of Registrar of Companies, Maharashtra at Mumbai to the jurisdiction of the Registrar of Companies, Maharashtra at Pune, and a certificate of registration of the order of regional director confirming transfer of the registered office within the same state was issued to us on November 16, 1979, by the RoC. [REDACTED_ORGANIZATION] from a private limited company to a public limited company, pursuant to a resolution passed by our Board on November 07, 1963 and a special resolution passed by our Shareholders on April 30, 1979, the name of our Company was changed to “[REDACTED_ORGANIZATION]” and a fresh certificate of incorporation was issued by the Registrar of Companies, Central Processing Centre on January 27, 1993. [REDACTED_ORGANIZATION], see “History and Certain Corporate Matters- Change in our registered office” on page 243.</w:t>
       </w:r>
     </w:p>
     <w:p>
@@ -218,7 +218,7 @@
         <w:pStyle w:val="Body"/>
       </w:pPr>
       <w:r>
-        <w:t>(1) Our Company, in consultation with the Book Running Lead Managers, may consider participation by Anchor Investors in accordance with the SEBI ICDR Regulations.</w:t>
+        <w:t>(1) [REDACTED_ORGANIZATION], in consultation with the Book Running Lead Managers, may consider participation by Anchor Investors in accordance with the SEBI ICDR Regulations.</w:t>
       </w:r>
     </w:p>
     <w:p>
@@ -370,7 +370,7 @@
         <w:pStyle w:val="Body"/>
       </w:pPr>
       <w:r>
-        <w:t>Unless the context otherwise indicates, all references to “we”, “us”, “our”, “the Company”, and “our Company”, are references to KSH International Limited, a company incorporated on May 14, 1966 under the Companies Act, 1956 and having its Registered Office at 11/3, 11/4 and 11/5, Village Birdewadi, Chakan Taluka - Khed, Pune – 410 501, Maharashtra, India and its Corporate Office at 201, Tower 2, Montreal Business Centre, Off Pallod Farms, Baner, Pune – 411 045, Maharashtra, India.</w:t>
+        <w:t>Unless the context otherwise indicates, all references to “we”, “us”, “our”, “the Company”, and “our Company”, are references to [REDACTED_ORGANIZATION], a company incorporated on May 15, 1966 under the Companies Act, 1956 and having its Registered Office at 11/3, 11/4 and 11/5, Village Birdewadi, Chakan Taluka - Khed, Pune – 410 501, Maharashtra, India and its Corporate Office at 201, Tower 2, Montreal Business Centre, Off Pallod Farms, Baner, Pune – 411 045, Maharashtra, India.</w:t>
       </w:r>
     </w:p>
     <w:p>
@@ -684,9 +684,9 @@
         <w:pStyle w:val="Body Text"/>
       </w:pPr>
       <w:r>
-        <w:t>Our Company’s financial year commences on April 61010 Meyer Cliffs Suite 221</w:t>
+        <w:t>[REDACTED_ORGANIZATION]’s financial year commences on April 61010 Meyer Cliffs Suite 221</w:t>
         <w:br/>
-        <w:t>East Melissa, MI 84711ingly, all references to a particular financial year or fiscal are to the 12-month period commencing on April 1 of the immediately preceding calendar year and ending on March 31 of that particular calendar year. Unless the context requires otherwise, all references to a year in this Red Herring Prospectus are to a calendar year and references to a Fiscal/Fiscal Year are to the year ended on March 31, of that calendar year. Certain other financial information pertaining to our Group Companies are derived from their respective audited financial statements.</w:t>
+        <w:t>East Melissa, MI 84711ingly, all references to a particular financial year or fiscal are to the 12-month period commencing on April 1 of the immediately preceding calendar year and ending on March 31 of that particular calendar year. Unless the context requires otherwise, all references to a year in this Red Herring Prospectus are to a calendar year and references to a Fiscal/Fiscal Year are to the year ended on March 31, of that calendar year. [REDACTED_ORGANIZATION] Companies are derived from their respective audited financial statements.</w:t>
       </w:r>
     </w:p>
     <w:p>
@@ -702,7 +702,7 @@
         <w:pStyle w:val="Body Text"/>
       </w:pPr>
       <w:r>
-        <w:t>The restated financial information of our Company comprising the restated statements of assets and liabilities as on and for the three months period ended May 31, 1951 and for the years ended January 25, 1954, July 25, 1978 and April 13, 1946, the restated statements of profit and loss (including other comprehensive income), the restated statements of cash flow, the restated statements of changes in equity, the summary of material accounting policies and other explanatory information and other financial information, including the annexures, notes and schedules thereto, for the three-months period ended May 31, 1951, and for the years ended January 25, 1954, July 25, 1978 and April 13, 1946 Fiscals 2025, 2024 and 2023, prepared in terms of the requirements of Section 26 of Part I of Chapter III of the Companies Act, SEBI ICDR Regulations, the Guidance Note on Reports in Company Prospectuses (Revised 2019) issued by ICAI, as amended from time to time and the Indian Accounting Standards as specified under Section 8746 Daniel Ways Apt. 703</w:t>
+        <w:t>[REDACTED_ORGANIZATION] comprising the restated statements of assets and liabilities as on and for the three months period ended June 01, 1951 and for the years ended January 26, 1954, July 26, 1978 and April 14, 1946, the restated statements of profit and loss (including other comprehensive income), the restated statements of cash flow, the restated statements of changes in equity, the summary of material accounting policies and other explanatory information and other financial information, including the annexures, notes and schedules thereto, for the three-months period ended June 01, 1951, and for the years ended January 26, 1954, July 26, 1978 and April 14, 1946 Fiscals 2025, 2024 and 2023, prepared in terms of the requirements of Section 26 of Part I of Chapter III of the Companies Act, SEBI ICDR Regulations, the [REDACTED_ORGANIZATION] Prospectuses (Revised 2019) issued by ICAI, as amended from time to time and the Indian Accounting Standards as specified under Section 8746 Daniel Ways Apt. 703</w:t>
         <w:br/>
         <w:t>West Larryton, OR 05302 and other accounting principles generally accepted in India.</w:t>
       </w:r>
@@ -717,7 +717,7 @@
         <w:pStyle w:val="Body"/>
       </w:pPr>
       <w:r>
-        <w:t>There are significant differences between Ind AS, Indian GAAP, US GAAP and IFRS. Our Company does not provide reconciliation of its financial information to IFRS or US GAAP. Our Company has not attempted to explain those differences or quantify their impact on the financial data included in this Red Herring Prospectus and it is urged that you consult your own advisors regarding such differences and their impact on our Company’s financial data. For details in connection with risks involving differences between Ind AS, U.S. GAAP and IFRS, see “Risk Factors – Significant differences exist between Indian accounting standard (“Ind AS”) and other accounting principles, such as international financial reporting standards (“IFRS”) and United States generally accepted accounting principles (“U.S. GAAP”), which may be material to investors’ assessments of our financial condition.” page 60. The degree to which the financial information included in this Red Herring Prospectus will provide meaningful information is entirely dependent on the reader’s level of familiarity with Indian accounting policies and practices, the Companies Act, 0699 Anthony Prairie Suite 028</w:t>
+        <w:t>There are significant differences between Ind AS, Indian GAAP, US GAAP and IFRS. [REDACTED_ORGANIZATION] does not provide reconciliation of its financial information to IFRS or US GAAP. [REDACTED_ORGANIZATION] has not attempted to explain those differences or quantify their impact on the financial data included in this Red Herring Prospectus and it is urged that you consult your own advisors regarding such differences and their impact on our Company’s financial data. For details in connection with risks involving differences between Ind AS, U.S. GAAP and IFRS, see “Risk Factors – Significant differences exist between Indian accounting standard (“Ind AS”) and other accounting principles, such as international financial reporting standards (“IFRS”) and United States generally accepted accounting principles (“U.S. GAAP”), which may be material to investors’ assessments of our financial condition.” page 60. The degree to which the financial information included in this Red Herring Prospectus will provide meaningful information is entirely dependent on the reader’s level of familiarity with Indian accounting policies and practices, the Companies Act, 0699 Anthony Prairie Suite 028</w:t>
         <w:br/>
         <w:t>South Abigail, MP 66146 Regulations. Any reliance by persons not familiar with Indian accounting policies and practices on the financial disclosures presented in this Red Herring Prospectus should accordingly be limited. Further, any figures sourced from third-party industry sources may be rounded off to other than two decimal points to conform to their respective sources.</w:t>
       </w:r>
@@ -782,7 +782,7 @@
         <w:pStyle w:val="Body Text"/>
       </w:pPr>
       <w:r>
-        <w:t>Unless stated otherwise, industry and market data used in this Red Herring Prospectus has been obtained or derived from the report titled “Industry Research Report on Magnet Winding Wires Market in India” dated September 19, 1947 (“CARE Report”), prepared by CARE Analytics and Advisory Private Limited (“CareEdge Research”), which has been prepared exclusively for the purpose of understanding the industry in connection with the Offer and commissioned and paid for by our Company, pursuant to the engagement letter dated May 16, 1949. The CARE Report is available on the website of our Company at the following weblink: https://kshinternational.com/investor-relations/industry-report/. Further, CareEdge Research, pursuant to their consent letter dated September 19, 1947 (“Letter”) has accorded their no objection and consent to use the CARE Report. CareEdge Research, pursuant to their Letter, has also confirmed that it is an independent agency and has no conflict of interest issuing the CARE Report, and confirmed that it is not related, either directly or indirectly, to our Company, our Directors, our Promoters (including the Promoter Selling Shareholders), our Key Managerial Personnel, our Senior Management, our Group Companies or the Book Running Lead Managers.</w:t>
+        <w:t>Unless stated otherwise, industry and market data used in this Red Herring Prospectus has been obtained or derived from the report titled “Industry Research Report on Magnet Winding Wires Market in India” dated September 20, 1947 (“CARE Report”), prepared by [REDACTED_ORGANIZATION] (“CareEdge Research”), which has been prepared exclusively for the purpose of understanding the industry in connection with the [REDACTED_ORGANIZATION], pursuant to the engagement letter dated May 17, 1949. [REDACTED_ORGANIZATION] at the following weblink: https://kshinternational.com/investor-relations/industry-report/. Further, CareEdge Research, pursuant to their consent letter dated September 20, 1947 (“Letter”) has accorded their no objection and consent to use the CARE Report. CareEdge Research, pursuant to their Letter, has also confirmed that it is an independent agency and has no conflict of interest issuing the CARE Report, and confirmed that it is not related, either directly or indirectly, to our Company, our Directors, our Promoters (including the Promoter Selling Shareholders), our Key Managerial Personnel, our Senior Management, our Group Companies or the Book Running Lead Managers.</w:t>
       </w:r>
     </w:p>
     <w:p>
@@ -790,7 +790,7 @@
         <w:pStyle w:val="Body Text"/>
       </w:pPr>
       <w:r>
-        <w:t>Industry publications generally state that the information contained in such publications has been obtained from publicly available documents from various sources believed to be reliable but accuracy, completeness relevance of such information shall be subject to the disclaimers, context and underlying assumptions of such sources. The data used in these sources may have been reclassified by us for the purposes of presentation and may also not be comparable. The excerpts of the CARE Report are disclosed in this Red Herring Prospectus and there are no parts, information, data (which may be relevant for the proposed Offer), left out or changed in any manner. The extent to which the industry and market data presented in this Red Herring Prospectus is meaningful and depends upon the reader’s familiarity with, and understanding of, the methodologies used in compiling such information. There are no standard data gathering methodologies in the industry in which our Company conducts business and methodologies, and assumptions may vary widely among different market and industry sources. Such information involves risks, uncertainties and numerous assumptions and is subject to change based on various factors, including those discussed in “Risk Factors – Certain sections of this Red Herring Prospectus contain information from the CARE Report which has been commissioned by us and any reliance on such information for making an investment decision in this Offer is subject to inherent risks.” on page 40. Accordingly, no investment decision should be solely made on the basis of such information.</w:t>
+        <w:t>Industry publications generally state that the information contained in such publications has been obtained from publicly available documents from various sources believed to be reliable but accuracy, completeness relevance of such information shall be subject to the disclaimers, context and underlying assumptions of such sources. The data used in these sources may have been reclassified by us for the purposes of presentation and may also not be comparable. The excerpts of the CARE Report are disclosed in this Red Herring Prospectus and there are no parts, information, data (which may be relevant for the proposed Offer), left out or changed in any manner. The extent to which the industry and market data presented in this Red Herring Prospectus is meaningful and depends upon the reader’s familiarity with, and understanding of, the methodologies used in compiling such information. [REDACTED_ORGANIZATION] conducts business and methodologies, and assumptions may vary widely among different market and industry sources. Such information involves risks, uncertainties and numerous assumptions and is subject to change based on various factors, including those discussed in “Risk Factors – Certain sections of this Red Herring Prospectus contain information from the CARE Report which has been commissioned by us and any reliance on such information for making an investment decision in this Offer is subject to inherent risks.” on page 40. Accordingly, no investment decision should be solely made on the basis of such information.</w:t>
       </w:r>
     </w:p>
     <w:p>
@@ -808,7 +808,7 @@
         <w:pStyle w:val="Body Text"/>
       </w:pPr>
       <w:r>
-        <w:t>The extent to which the industry and industry data used in this Red Herring Prospectus is meaningful depends on the reader’s familiarity with and understanding of the methodologies used in compiling such data. There are no standard data gathering methodologies in the industry in which the business of our Company is conducted, and methodologies and assumptions may vary widely among different industry sources.</w:t>
+        <w:t>The extent to which the industry and industry data used in this Red Herring Prospectus is meaningful depends on the reader’s familiarity with and understanding of the methodologies used in compiling such data. [REDACTED_ORGANIZATION] is conducted, and methodologies and assumptions may vary widely among different industry sources.</w:t>
       </w:r>
     </w:p>
     <w:p>
@@ -1073,7 +1073,7 @@
       <w:r>
         <w:t>For further details of factors that could cause our actual results to differ from the expectations, see “Risk Factors”, “Our Business” and “Management’s Discussion and Analysis of Financial Position and Results of Operations” on pages 28, 75672 Anthony Bridge</w:t>
         <w:br/>
-        <w:t>North Harold, NV 14139ively. By their nature, certain market risk disclosures are only estimates and could be materially different from what actually occurs in the future. As a result, actual future gains or losses could materially be different from those that have been estimated. Forward-looking statements reflect our current views as of the date of this Red Herring Prospectus and are not a guarantee of future performance. These statements are based on our management’s belief and assumptions, which in turn are based on currently available information. Although we believe that the assumptions on which such statements are based are reasonable, any such assumptions as well as statements based on them could prove to be inaccurate and the forward-looking statements based on these assumptions could be incorrect. Neither our Company, our Directors, the Promoter Selling Shareholders, BRLMs, nor the Syndicate Members or any of their respective affiliates have any obligation to update or otherwise revise any statements reflecting circumstances arising after the date hereof or to reflect the occurrence of underlying events, even if the underlying assumptions do not come to fruition.</w:t>
+        <w:t>North Harold, NV 14139ively. By their nature, certain market risk disclosures are only estimates and could be materially different from what actually occurs in the future. As a result, actual future gains or losses could materially be different from those that have been estimated. Forward-looking statements reflect our current views as of the date of this Red Herring Prospectus and are not a guarantee of future performance. These statements are based on our management’s belief and assumptions, which in turn are based on currently available information. Although we believe that the assumptions on which such statements are based are reasonable, any such assumptions as well as statements based on them could prove to be inaccurate and the forward-looking statements based on these assumptions could be incorrect. [REDACTED_ORGANIZATION], our Directors, the Promoter Selling Shareholders, BRLMs, nor the Syndicate Members or any of their respective affiliates have any obligation to update or otherwise revise any statements reflecting circumstances arising after the date hereof or to reflect the occurrence of underlying events, even if the underlying assumptions do not come to fruition.</w:t>
       </w:r>
     </w:p>
     <w:p>
@@ -1086,7 +1086,7 @@
         <w:pStyle w:val="Body Text"/>
       </w:pPr>
       <w:r>
-        <w:t>In accordance with the SEBI ICDR Regulations, our Company will ensure that investors in India are informed of material developments pertaining to our Company from the date of this Red Herring Prospectus until the time of the grant of listing and trading permissions by the Stock Exchanges for the Offer. In accordance with the requirements of the SEBI and as prescribed under the applicable law, our Promoter Selling Shareholders, in respect of statements made by them in this Red Herring Prospectus, severally and not jointly, shall ensure (through our Company and the Book Running Lead Managers) that the Bidders are informed of material developments in relation to statements specifically confirmed or undertaken by them in this Red Herring Prospectus and the Prospectus until the time of the grant of listing and trading permission by the Stock Exchanges for the Offer, with respect to their Offered Shares. Only the statements and undertakings which are specifically confirmed or undertaken by each of the Promoter Selling Shareholders about or in relation to themselves as Promoter Selling Shareholders and their respective portion of the Offered Shares, in this Red Herring Prospectus shall be deemed to be statements and undertakings made by such Promoter Selling Shareholder.</w:t>
+        <w:t>In accordance with the SEBI ICDR Regulations, our [REDACTED_ORGANIZATION] from the date of this Red Herring Prospectus until the time of the grant of listing and trading permissions by the Stock Exchanges for the Offer. In accordance with the requirements of the SEBI and as prescribed under the applicable law, our Promoter Selling Shareholders, in respect of statements made by them in this Red Herring Prospectus, severally and not jointly, shall ensure (through our Company and the Book Running Lead Managers) that the Bidders are informed of material developments in relation to statements specifically confirmed or undertaken by them in this Red Herring Prospectus and the Prospectus until the time of the grant of listing and trading permission by the Stock Exchanges for the Offer, with respect to their Offered Shares. Only the statements and undertakings which are specifically confirmed or undertaken by each of the Promoter Selling Shareholders about or in relation to themselves as Promoter Selling Shareholders and their respective portion of the Offered Shares, in this Red Herring Prospectus shall be deemed to be statements and undertakings made by such Promoter Selling Shareholder.</w:t>
       </w:r>
     </w:p>
     <w:p>
@@ -1115,7 +1115,7 @@
         <w:pStyle w:val="Heading 3"/>
       </w:pPr>
       <w:r>
-        <w:t>Primary business of our Company</w:t>
+        <w:t>[REDACTED_ORGANIZATION]</w:t>
       </w:r>
     </w:p>
     <w:p>
@@ -1144,7 +1144,7 @@
         <w:pStyle w:val="Heading 3"/>
       </w:pPr>
       <w:r>
-        <w:t>Summary of industry in which our Company operates</w:t>
+        <w:t>[REDACTED_ORGANIZATION] operates</w:t>
       </w:r>
     </w:p>
     <w:p>
@@ -1183,7 +1183,7 @@
         <w:pStyle w:val="Body Text"/>
       </w:pPr>
       <w:r>
-        <w:t>Kushal Subbayya Hegde, Pushpa Kushal Hegde, Rajesh Kushal Hegde, Rohit Kushal Hegde, Rakhi Girija Shetty, Dhaulagiri Family Trust, Everest Family Trust, Makalu Family Trust, Broad Family Trust, Annapurna Family Trust, Kanchenjunga Family Trust and Waterloo Industrial Park VI Private Limited are the Promoters of our Company.</w:t>
+        <w:t>Kushal Subbayya Hegde, Pushpa Kushal Hegde, Rajesh Kushal Hegde, Rohit Kushal Hegde, Rakhi Girija Shetty, Dhaulagiri Family Trust, Everest Family Trust, Makalu Family Trust, Broad Family Trust, Annapurna Family Trust, [REDACTED_ORGANIZATION].</w:t>
       </w:r>
     </w:p>
     <w:sectPr>
